--- a/docs/03_cleaning/Cleaning_Methods_EN.docx
+++ b/docs/03_cleaning/Cleaning_Methods_EN.docx
@@ -28,7 +28,7 @@
         </w:p>
       </w:sdtContent>
     </w:sdt>
-    <w:bookmarkStart w:id="17" w:name="X8fee3604fb53ae29843d5e44ad6ffec421bcf3f"/>
+    <w:bookmarkStart w:id="18" w:name="X8fee3604fb53ae29843d5e44ad6ffec421bcf3f"/>
     <w:p>
       <w:pPr>
         <w:pStyle w:val="Heading1"/>
@@ -136,7 +136,7 @@
       </w:r>
     </w:p>
     <w:bookmarkEnd w:id="10"/>
-    <w:bookmarkStart w:id="11" w:name="duplicate-records"/>
+    <w:bookmarkStart w:id="12" w:name="duplicate-records"/>
     <w:p>
       <w:pPr>
         <w:pStyle w:val="Heading2"/>
@@ -293,6 +293,180 @@
       </w:r>
       <w:r>
         <w:t xml:space="preserve">. The join log separately records row counts at each merge step so that unexpected row inflation is immediately visible.</w:t>
+      </w:r>
+    </w:p>
+    <w:bookmarkStart w:id="11" w:name="X659225f6607658fe8435434a4f42e2b200b2ed3"/>
+    <w:p>
+      <w:pPr>
+        <w:pStyle w:val="Heading3"/>
+      </w:pPr>
+      <w:r>
+        <w:t xml:space="preserve">2.1 Exact-duplicate clickstream rows — documented decision</w:t>
+      </w:r>
+    </w:p>
+    <w:p>
+      <w:pPr>
+        <w:pStyle w:val="FirstParagraph"/>
+      </w:pPr>
+      <w:r>
+        <w:rPr>
+          <w:b/>
+          <w:bCs/>
+        </w:rPr>
+        <w:t xml:space="preserve">Observation.</w:t>
+      </w:r>
+      <w:r>
+        <w:t xml:space="preserve"> </w:t>
+      </w:r>
+      <w:r>
+        <w:t xml:space="preserve">The raw</w:t>
+      </w:r>
+      <w:r>
+        <w:t xml:space="preserve"> </w:t>
+      </w:r>
+      <w:r>
+        <w:rPr>
+          <w:rStyle w:val="VerbatimChar"/>
+        </w:rPr>
+        <w:t xml:space="preserve">studentVle.csv</w:t>
+      </w:r>
+      <w:r>
+        <w:t xml:space="preserve"> </w:t>
+      </w:r>
+      <w:r>
+        <w:t xml:space="preserve">contains 10,655,280 rows, of which 787,170 (7.4%) are exact duplicates of another row across all columns. This is a quirk of the OULAD distribution itself: the table has no unique key, and one row represents a student’s interactions with one VLE material on one day, with</w:t>
+      </w:r>
+      <w:r>
+        <w:t xml:space="preserve"> </w:t>
+      </w:r>
+      <w:r>
+        <w:rPr>
+          <w:rStyle w:val="VerbatimChar"/>
+        </w:rPr>
+        <w:t xml:space="preserve">sum_click</w:t>
+      </w:r>
+      <w:r>
+        <w:t xml:space="preserve"> </w:t>
+      </w:r>
+      <w:r>
+        <w:t xml:space="preserve">already aggregated at source. By the schema alone, two identical rows are therefore indistinguishable from a legitimately repeated aggregate record.</w:t>
+      </w:r>
+    </w:p>
+    <w:p>
+      <w:pPr>
+        <w:pStyle w:val="BodyText"/>
+      </w:pPr>
+      <w:r>
+        <w:rPr>
+          <w:b/>
+          <w:bCs/>
+        </w:rPr>
+        <w:t xml:space="preserve">Decision — keep and accumulate.</w:t>
+      </w:r>
+      <w:r>
+        <w:t xml:space="preserve"> </w:t>
+      </w:r>
+      <w:r>
+        <w:t xml:space="preserve">The pipeline retains these rows; the checkpoint aggregation (</w:t>
+      </w:r>
+      <w:r>
+        <w:rPr>
+          <w:rStyle w:val="VerbatimChar"/>
+        </w:rPr>
+        <w:t xml:space="preserve">groupby</w:t>
+      </w:r>
+      <w:r>
+        <w:t xml:space="preserve"> </w:t>
+      </w:r>
+      <w:r>
+        <w:t xml:space="preserve">+</w:t>
+      </w:r>
+      <w:r>
+        <w:t xml:space="preserve"> </w:t>
+      </w:r>
+      <w:r>
+        <w:rPr>
+          <w:rStyle w:val="VerbatimChar"/>
+        </w:rPr>
+        <w:t xml:space="preserve">sum</w:t>
+      </w:r>
+      <w:r>
+        <w:t xml:space="preserve"> </w:t>
+      </w:r>
+      <w:r>
+        <w:t xml:space="preserve">over</w:t>
+      </w:r>
+      <w:r>
+        <w:t xml:space="preserve"> </w:t>
+      </w:r>
+      <w:r>
+        <w:rPr>
+          <w:rStyle w:val="VerbatimChar"/>
+        </w:rPr>
+        <w:t xml:space="preserve">sum_click</w:t>
+      </w:r>
+      <w:r>
+        <w:t xml:space="preserve">) accumulates them into the engagement features. Rationale: (i) fidelity to the dataset as published — absent a unique key, deleting one copy would be an unverifiable guess about which record is</w:t>
+      </w:r>
+      <w:r>
+        <w:t xml:space="preserve"> </w:t>
+      </w:r>
+      <w:r>
+        <w:t xml:space="preserve">“real”</w:t>
+      </w:r>
+      <w:r>
+        <w:t xml:space="preserve">; (ii) consistency with the baseline literature (Adnan et al. 2021; Tomasevic et al. 2020), which works from the original OULAD tables without clickstream deduplication, keeping our click-derived features comparable.</w:t>
+      </w:r>
+    </w:p>
+    <w:p>
+      <w:pPr>
+        <w:pStyle w:val="BodyText"/>
+      </w:pPr>
+      <w:r>
+        <w:rPr>
+          <w:b/>
+          <w:bCs/>
+        </w:rPr>
+        <w:t xml:space="preserve">Acknowledged limitation.</w:t>
+      </w:r>
+      <w:r>
+        <w:t xml:space="preserve"> </w:t>
+      </w:r>
+      <w:r>
+        <w:t xml:space="preserve">If some of these duplicates are double-logging artefacts at the source, click totals (</w:t>
+      </w:r>
+      <w:r>
+        <w:rPr>
+          <w:rStyle w:val="VerbatimChar"/>
+        </w:rPr>
+        <w:t xml:space="preserve">total_clicks</w:t>
+      </w:r>
+      <w:r>
+        <w:t xml:space="preserve">,</w:t>
+      </w:r>
+      <w:r>
+        <w:t xml:space="preserve"> </w:t>
+      </w:r>
+      <w:r>
+        <w:rPr>
+          <w:rStyle w:val="VerbatimChar"/>
+        </w:rPr>
+        <w:t xml:space="preserve">clicks_*</w:t>
+      </w:r>
+      <w:r>
+        <w:t xml:space="preserve">) are over-counted for the affected student-days. This is accepted and documented as a limitation of the source data rather than</w:t>
+      </w:r>
+      <w:r>
+        <w:t xml:space="preserve"> </w:t>
+      </w:r>
+      <w:r>
+        <w:t xml:space="preserve">“repaired”</w:t>
+      </w:r>
+      <w:r>
+        <w:t xml:space="preserve"> </w:t>
+      </w:r>
+      <w:r>
+        <w:t xml:space="preserve">by deletion. Note the contrast with the master-table deduplication above, where the composite key makes true duplicates identifiable.</w:t>
       </w:r>
     </w:p>
     <w:p>
@@ -303,7 +477,8 @@
       </w:r>
     </w:p>
     <w:bookmarkEnd w:id="11"/>
-    <w:bookmarkStart w:id="12" w:name="consistency-and-standardisation"/>
+    <w:bookmarkEnd w:id="12"/>
+    <w:bookmarkStart w:id="13" w:name="consistency-and-standardisation"/>
     <w:p>
       <w:pPr>
         <w:pStyle w:val="Heading2"/>
@@ -828,8 +1003,8 @@
         </w:pict>
       </w:r>
     </w:p>
-    <w:bookmarkEnd w:id="12"/>
-    <w:bookmarkStart w:id="13" w:name="missing-values"/>
+    <w:bookmarkEnd w:id="13"/>
+    <w:bookmarkStart w:id="14" w:name="missing-values"/>
     <w:p>
       <w:pPr>
         <w:pStyle w:val="Heading2"/>
@@ -1557,14 +1732,115 @@
       </w:r>
     </w:p>
     <w:p>
+      <w:pPr>
+        <w:pStyle w:val="BodyText"/>
+      </w:pPr>
+      <w:r>
+        <w:rPr>
+          <w:b/>
+          <w:bCs/>
+        </w:rPr>
+        <w:t xml:space="preserve">Errata (2026-07-12): banked assessments &amp;</w:t>
+      </w:r>
+      <w:r>
+        <w:rPr>
+          <w:b/>
+          <w:bCs/>
+        </w:rPr>
+        <w:t xml:space="preserve"> </w:t>
+      </w:r>
+      <w:r>
+        <w:rPr>
+          <w:rStyle w:val="VerbatimChar"/>
+          <w:b/>
+          <w:bCs/>
+        </w:rPr>
+        <w:t xml:space="preserve">not_submitted</w:t>
+      </w:r>
+      <w:r>
+        <w:rPr>
+          <w:b/>
+          <w:bCs/>
+        </w:rPr>
+        <w:t xml:space="preserve">.</w:t>
+      </w:r>
+      <w:r>
+        <w:t xml:space="preserve"> </w:t>
+      </w:r>
+      <w:r>
+        <w:t xml:space="preserve">A defect was found and fixed on 2026-07-12 in</w:t>
+      </w:r>
+      <w:r>
+        <w:t xml:space="preserve"> </w:t>
+      </w:r>
+      <w:r>
+        <w:rPr>
+          <w:rStyle w:val="VerbatimChar"/>
+        </w:rPr>
+        <w:t xml:space="preserve">src/data/build_performance_features.py</w:t>
+      </w:r>
+      <w:r>
+        <w:t xml:space="preserve">: assessments carried over from a previous presentation (</w:t>
+      </w:r>
+      <w:r>
+        <w:t xml:space="preserve">“banked”</w:t>
+      </w:r>
+      <w:r>
+        <w:t xml:space="preserve">,</w:t>
+      </w:r>
+      <w:r>
+        <w:t xml:space="preserve"> </w:t>
+      </w:r>
+      <w:r>
+        <w:rPr>
+          <w:rStyle w:val="VerbatimChar"/>
+        </w:rPr>
+        <w:t xml:space="preserve">is_banked = 1</w:t>
+      </w:r>
+      <w:r>
+        <w:t xml:space="preserve">) were excluded from the set of submitted assessments, yet the same assessments were still counted as due at the checkpoint — so the</w:t>
+      </w:r>
+      <w:r>
+        <w:t xml:space="preserve"> </w:t>
+      </w:r>
+      <w:r>
+        <w:rPr>
+          <w:rStyle w:val="VerbatimChar"/>
+        </w:rPr>
+        <w:t xml:space="preserve">not_submitted</w:t>
+      </w:r>
+      <w:r>
+        <w:t xml:space="preserve"> </w:t>
+      </w:r>
+      <w:r>
+        <w:t xml:space="preserve">indicator was incorrectly set to 1 for students who had banked them. Measured impact: 78 of 32,593 enrolment records (0.24%) at</w:t>
+      </w:r>
+      <w:r>
+        <w:t xml:space="preserve"> </w:t>
+      </w:r>
+      <w:r>
+        <w:rPr>
+          <w:i/>
+          <w:iCs/>
+        </w:rPr>
+        <w:t xml:space="preserve">t</w:t>
+      </w:r>
+      <w:r>
+        <w:t xml:space="preserve"> </w:t>
+      </w:r>
+      <w:r>
+        <w:t xml:space="preserve">= 100%. The code now counts a banked assessment as covering its deadline. Result tables committed before this date were computed with the pre-fix code and will be recomputed in full during the final report-freeze run (the renumbering checklist is tracked in the defence handbook).</w:t>
+      </w:r>
+    </w:p>
+    <w:p>
       <w:r>
         <w:pict>
           <v:rect style="width:0;height:1.5pt" o:hralign="center" o:hrstd="t" o:hr="t"/>
         </w:pict>
       </w:r>
     </w:p>
-    <w:bookmarkEnd w:id="13"/>
-    <w:bookmarkStart w:id="14" w:name="outliers"/>
+    <w:bookmarkEnd w:id="14"/>
+    <w:bookmarkStart w:id="15" w:name="outliers"/>
     <w:p>
       <w:pPr>
         <w:pStyle w:val="Heading2"/>
@@ -2594,8 +2870,8 @@
         </w:pict>
       </w:r>
     </w:p>
-    <w:bookmarkEnd w:id="14"/>
-    <w:bookmarkStart w:id="15" w:name="temporal-cleaning"/>
+    <w:bookmarkEnd w:id="15"/>
+    <w:bookmarkStart w:id="16" w:name="temporal-cleaning"/>
     <w:p>
       <w:pPr>
         <w:pStyle w:val="Heading2"/>
@@ -2706,8 +2982,8 @@
         </w:pict>
       </w:r>
     </w:p>
-    <w:bookmarkEnd w:id="15"/>
-    <w:bookmarkStart w:id="16" w:name="why-this-matters-for-modelling"/>
+    <w:bookmarkEnd w:id="16"/>
+    <w:bookmarkStart w:id="17" w:name="why-this-matters-for-modelling"/>
     <w:p>
       <w:pPr>
         <w:pStyle w:val="Heading2"/>
@@ -2724,8 +3000,8 @@
         <w:t xml:space="preserve">Clean, consistent, and leak-free inputs are a prerequisite for valid modelling. Duplicate rows inflate certain students’ influence on learned parameters; whitespace artefacts cause encoders to generate spurious categories; unaddressed missingness in MNAR variables discards predictive signal rather than imputing it; untreated right skew causes gradient-based and distance-based estimators to overfit to extreme values; and future-dated records introduce label leakage that makes evaluation metrics artificially optimistic. The four cleaning steps described in this chapter, applied in the order established by the anti-leakage pipeline sequence, produce a dataset on which the train/test split and the transformation stage can operate correctly and reproducibly.</w:t>
       </w:r>
     </w:p>
-    <w:bookmarkEnd w:id="16"/>
     <w:bookmarkEnd w:id="17"/>
+    <w:bookmarkEnd w:id="18"/>
     <w:sectPr>
       <w:footnotePr>
         <w:numRestart w:val="eachSect"/>
